--- a/text/part1/08OrcsENAI.docx
+++ b/text/part1/08OrcsENAI.docx
@@ -19,42 +19,51 @@
     </w:p>
     <w:p>
       <w:r>
-        <w:t>Biting into a fragrant flatbread wrapped around a generous slice of juicy smoked meat, liberally seasoned with Hell's Ash, I studied my strider profile on the mask display.</w:t>
-      </w:r>
-    </w:p>
-    <w:p>
-      <w:r>
-        <w:rPr>
-          <w:b/>
-          <w:bCs/>
-        </w:rPr>
+        <w:t xml:space="preserve">Biting into a fragrant flatbread wrapped around a generous slice of juicy smoked meat, liberally seasoned with </w:t>
+      </w:r>
+      <w:r>
+        <w:t>‘h</w:t>
+      </w:r>
+      <w:r>
+        <w:t xml:space="preserve">ell </w:t>
+      </w:r>
+      <w:r>
+        <w:t>a</w:t>
+      </w:r>
+      <w:r>
+        <w:t>sh</w:t>
+      </w:r>
+      <w:r>
+        <w:t>’</w:t>
+      </w:r>
+      <w:r>
+        <w:t>, I studied my strider profile on the mask display.</w:t>
+      </w:r>
+    </w:p>
+    <w:p>
+      <w:r>
         <w:t>Mac</w:t>
       </w:r>
     </w:p>
     <w:p>
+      <w:r>
+        <w:t>Agent, First Rank</w:t>
+      </w:r>
+    </w:p>
+    <w:p>
+      <w:r>
+        <w:t xml:space="preserve">Essence Picker, </w:t>
+      </w:r>
       <w:r>
         <w:rPr>
           <w:i/>
           <w:iCs/>
         </w:rPr>
-        <w:t>Rank One Agent</w:t>
-      </w:r>
-    </w:p>
-    <w:p>
-      <w:r>
-        <w:rPr>
-          <w:i/>
-          <w:iCs/>
-        </w:rPr>
-        <w:t>Class Three Essence Picker</w:t>
-      </w:r>
-    </w:p>
-    <w:p>
-      <w:r>
-        <w:rPr>
-          <w:b/>
-          <w:bCs/>
-        </w:rPr>
+        <w:t>Third Class</w:t>
+      </w:r>
+    </w:p>
+    <w:p>
+      <w:r>
         <w:t>Current Skill Levels:</w:t>
       </w:r>
     </w:p>
@@ -170,7 +179,15 @@
     </w:p>
     <w:p>
       <w:r>
-        <w:t>Not quite the sort office workers usually mean.</w:t>
+        <w:t xml:space="preserve">Not quite the </w:t>
+      </w:r>
+      <w:proofErr w:type="gramStart"/>
+      <w:r>
+        <w:t>sort</w:t>
+      </w:r>
+      <w:proofErr w:type="gramEnd"/>
+      <w:r>
+        <w:t xml:space="preserve"> office workers usually mean.</w:t>
       </w:r>
     </w:p>
     <w:p>
@@ -2321,6 +2338,7 @@
   <w:style w:type="character" w:default="1" w:styleId="DefaultParagraphFont">
     <w:name w:val="Default Paragraph Font"/>
     <w:uiPriority w:val="1"/>
+    <w:semiHidden/>
     <w:unhideWhenUsed/>
   </w:style>
   <w:style w:type="table" w:default="1" w:styleId="TableNormal">
